--- a/money_manager/docs/Documentation.docx
+++ b/money_manager/docs/Documentation.docx
@@ -41,11 +41,9 @@
       <w:r>
         <w:t xml:space="preserve"> </w:t>
       </w:r>
-      <w:proofErr w:type="spellStart"/>
       <w:r>
         <w:t>TeamStudents</w:t>
       </w:r>
-      <w:proofErr w:type="spellEnd"/>
       <w:r>
         <w:br/>
       </w:r>
@@ -306,7 +304,6 @@
       <w:r>
         <w:t xml:space="preserve">Implemented using </w:t>
       </w:r>
-      <w:proofErr w:type="spellStart"/>
       <w:r>
         <w:rPr>
           <w:b/>
@@ -314,7 +311,6 @@
         </w:rPr>
         <w:t>Tkinter</w:t>
       </w:r>
-      <w:proofErr w:type="spellEnd"/>
       <w:r>
         <w:t xml:space="preserve">. </w:t>
       </w:r>
@@ -576,13 +572,8 @@
         </w:numPr>
         <w:spacing w:after="120"/>
       </w:pPr>
-      <w:proofErr w:type="spellStart"/>
-      <w:r>
-        <w:t>TransactionService</w:t>
-      </w:r>
-      <w:proofErr w:type="spellEnd"/>
-      <w:r>
-        <w:t xml:space="preserve"> → applies business rules. </w:t>
+      <w:r>
+        <w:t xml:space="preserve">TransactionService → applies business rules. </w:t>
       </w:r>
     </w:p>
     <w:p>
@@ -593,13 +584,8 @@
         </w:numPr>
         <w:spacing w:after="120"/>
       </w:pPr>
-      <w:proofErr w:type="spellStart"/>
-      <w:r>
-        <w:t>TransactionRepo</w:t>
-      </w:r>
-      <w:proofErr w:type="spellEnd"/>
-      <w:r>
-        <w:t xml:space="preserve"> → handles database operations only. </w:t>
+      <w:r>
+        <w:t xml:space="preserve">TransactionRepo → handles database operations only. </w:t>
       </w:r>
     </w:p>
     <w:p>
@@ -639,23 +625,7 @@
           <w:b/>
           <w:bCs/>
         </w:rPr>
-        <w:t xml:space="preserve">L — </w:t>
-      </w:r>
-      <w:proofErr w:type="spellStart"/>
-      <w:r>
-        <w:rPr>
-          <w:b/>
-          <w:bCs/>
-        </w:rPr>
-        <w:t>Liskov</w:t>
-      </w:r>
-      <w:proofErr w:type="spellEnd"/>
-      <w:r>
-        <w:rPr>
-          <w:b/>
-          <w:bCs/>
-        </w:rPr>
-        <w:t xml:space="preserve"> Substitution</w:t>
+        <w:t>L — Liskov Substitution</w:t>
       </w:r>
     </w:p>
     <w:p>
@@ -698,13 +668,8 @@
         </w:numPr>
         <w:spacing w:after="120"/>
       </w:pPr>
-      <w:proofErr w:type="spellStart"/>
-      <w:r>
-        <w:t>ITransactionRepo</w:t>
-      </w:r>
-      <w:proofErr w:type="spellEnd"/>
-      <w:r>
-        <w:t xml:space="preserve"> </w:t>
+      <w:r>
+        <w:t xml:space="preserve">ITransactionRepo </w:t>
       </w:r>
     </w:p>
     <w:p>
@@ -715,13 +680,8 @@
         </w:numPr>
         <w:spacing w:after="120"/>
       </w:pPr>
-      <w:proofErr w:type="spellStart"/>
-      <w:r>
-        <w:t>IBudgetRepo</w:t>
-      </w:r>
-      <w:proofErr w:type="spellEnd"/>
-      <w:r>
-        <w:t xml:space="preserve"> </w:t>
+      <w:r>
+        <w:t xml:space="preserve">IBudgetRepo </w:t>
       </w:r>
     </w:p>
     <w:p>
@@ -732,13 +692,8 @@
         </w:numPr>
         <w:spacing w:after="120"/>
       </w:pPr>
-      <w:proofErr w:type="spellStart"/>
-      <w:r>
-        <w:t>INotesRepo</w:t>
-      </w:r>
-      <w:proofErr w:type="spellEnd"/>
-      <w:r>
-        <w:t xml:space="preserve"> </w:t>
+      <w:r>
+        <w:t xml:space="preserve">INotesRepo </w:t>
       </w:r>
     </w:p>
     <w:p>
@@ -1019,15 +974,7 @@
         <w:spacing w:after="120"/>
       </w:pPr>
       <w:r>
-        <w:t xml:space="preserve">Android version using </w:t>
-      </w:r>
-      <w:proofErr w:type="spellStart"/>
-      <w:r>
-        <w:t>Kivy</w:t>
-      </w:r>
-      <w:proofErr w:type="spellEnd"/>
-      <w:r>
-        <w:t xml:space="preserve"> or Flutter + API. </w:t>
+        <w:t xml:space="preserve">Android version using Kivy or Flutter + API. </w:t>
       </w:r>
     </w:p>
     <w:p>
@@ -1039,15 +986,7 @@
         <w:spacing w:after="120"/>
       </w:pPr>
       <w:r>
-        <w:t xml:space="preserve">Web dashboard using </w:t>
-      </w:r>
-      <w:proofErr w:type="spellStart"/>
-      <w:r>
-        <w:t>FastAPI</w:t>
-      </w:r>
-      <w:proofErr w:type="spellEnd"/>
-      <w:r>
-        <w:t xml:space="preserve"> + React. </w:t>
+        <w:t xml:space="preserve">Web dashboard using FastAPI + React. </w:t>
       </w:r>
     </w:p>
     <w:p>
@@ -1059,15 +998,7 @@
         <w:spacing w:after="120"/>
       </w:pPr>
       <w:r>
-        <w:t xml:space="preserve">Cloud backup (Firebase or </w:t>
-      </w:r>
-      <w:proofErr w:type="spellStart"/>
-      <w:r>
-        <w:t>Supabase</w:t>
-      </w:r>
-      <w:proofErr w:type="spellEnd"/>
-      <w:r>
-        <w:t xml:space="preserve">). </w:t>
+        <w:t xml:space="preserve">Cloud backup (Firebase or Supabase). </w:t>
       </w:r>
     </w:p>
     <w:p>
@@ -1121,13 +1052,8 @@
       <w:pPr>
         <w:spacing w:after="120"/>
       </w:pPr>
-      <w:proofErr w:type="spellStart"/>
-      <w:r>
-        <w:t>money_manager</w:t>
-      </w:r>
-      <w:proofErr w:type="spellEnd"/>
-      <w:r>
-        <w:t>/</w:t>
+      <w:r>
+        <w:t>money_manager/</w:t>
       </w:r>
       <w:r>
         <w:br/>
@@ -1197,15 +1123,7 @@
         <w:t>──</w:t>
       </w:r>
       <w:r>
-        <w:t xml:space="preserve"> </w:t>
-      </w:r>
-      <w:proofErr w:type="spellStart"/>
-      <w:r>
-        <w:t>src</w:t>
-      </w:r>
-      <w:proofErr w:type="spellEnd"/>
-      <w:r>
-        <w:t>/</w:t>
+        <w:t xml:space="preserve"> src/</w:t>
       </w:r>
       <w:r>
         <w:br/>
@@ -1268,7 +1186,7 @@
         <w:t>──</w:t>
       </w:r>
       <w:r>
-        <w:t xml:space="preserve"> main.py</w:t>
+        <w:t xml:space="preserve"> views/</w:t>
       </w:r>
       <w:r>
         <w:br/>
@@ -1304,7 +1222,7 @@
         <w:t>──</w:t>
       </w:r>
       <w:r>
-        <w:t xml:space="preserve"> views/</w:t>
+        <w:t xml:space="preserve"> controllers/</w:t>
       </w:r>
       <w:r>
         <w:br/>
@@ -1325,6 +1243,15 @@
         <w:t>│</w:t>
       </w:r>
       <w:r>
+        <w:br/>
+      </w:r>
+      <w:r>
+        <w:rPr>
+          <w:rFonts w:ascii="Aptos" w:hAnsi="Aptos" w:cs="Aptos"/>
+        </w:rPr>
+        <w:t>│</w:t>
+      </w:r>
+      <w:r>
         <w:t xml:space="preserve">   </w:t>
       </w:r>
       <w:r>
@@ -1340,7 +1267,7 @@
         <w:t>──</w:t>
       </w:r>
       <w:r>
-        <w:t xml:space="preserve"> controllers/</w:t>
+        <w:t xml:space="preserve"> business/</w:t>
       </w:r>
       <w:r>
         <w:br/>
@@ -1361,6 +1288,24 @@
         <w:t>│</w:t>
       </w:r>
       <w:r>
+        <w:t xml:space="preserve">   </w:t>
+      </w:r>
+      <w:r>
+        <w:rPr>
+          <w:rFonts w:ascii="Arial" w:hAnsi="Arial" w:cs="Arial"/>
+        </w:rPr>
+        <w:t>├</w:t>
+      </w:r>
+      <w:r>
+        <w:rPr>
+          <w:rFonts w:ascii="Aptos" w:hAnsi="Aptos" w:cs="Aptos"/>
+        </w:rPr>
+        <w:t>──</w:t>
+      </w:r>
+      <w:r>
+        <w:t xml:space="preserve"> services/</w:t>
+      </w:r>
+      <w:r>
         <w:br/>
       </w:r>
       <w:r>
@@ -1374,6 +1319,54 @@
       </w:r>
       <w:r>
         <w:rPr>
+          <w:rFonts w:ascii="Aptos" w:hAnsi="Aptos" w:cs="Aptos"/>
+        </w:rPr>
+        <w:t>│</w:t>
+      </w:r>
+      <w:r>
+        <w:t xml:space="preserve">   </w:t>
+      </w:r>
+      <w:r>
+        <w:rPr>
+          <w:rFonts w:ascii="Aptos" w:hAnsi="Aptos" w:cs="Aptos"/>
+        </w:rPr>
+        <w:t>└──</w:t>
+      </w:r>
+      <w:r>
+        <w:t xml:space="preserve"> models/</w:t>
+      </w:r>
+      <w:r>
+        <w:br/>
+      </w:r>
+      <w:r>
+        <w:rPr>
+          <w:rFonts w:ascii="Aptos" w:hAnsi="Aptos" w:cs="Aptos"/>
+        </w:rPr>
+        <w:t>│</w:t>
+      </w:r>
+      <w:r>
+        <w:t xml:space="preserve">   </w:t>
+      </w:r>
+      <w:r>
+        <w:rPr>
+          <w:rFonts w:ascii="Aptos" w:hAnsi="Aptos" w:cs="Aptos"/>
+        </w:rPr>
+        <w:t>│</w:t>
+      </w:r>
+      <w:r>
+        <w:br/>
+      </w:r>
+      <w:r>
+        <w:rPr>
+          <w:rFonts w:ascii="Aptos" w:hAnsi="Aptos" w:cs="Aptos"/>
+        </w:rPr>
+        <w:t>│</w:t>
+      </w:r>
+      <w:r>
+        <w:t xml:space="preserve">   </w:t>
+      </w:r>
+      <w:r>
+        <w:rPr>
           <w:rFonts w:ascii="Arial" w:hAnsi="Arial" w:cs="Arial"/>
         </w:rPr>
         <w:t>├</w:t>
@@ -1385,7 +1378,7 @@
         <w:t>──</w:t>
       </w:r>
       <w:r>
-        <w:t xml:space="preserve"> business/</w:t>
+        <w:t xml:space="preserve"> data/</w:t>
       </w:r>
       <w:r>
         <w:br/>
@@ -1421,7 +1414,7 @@
         <w:t>──</w:t>
       </w:r>
       <w:r>
-        <w:t xml:space="preserve"> services/</w:t>
+        <w:t xml:space="preserve"> repositories/</w:t>
       </w:r>
       <w:r>
         <w:br/>
@@ -1446,12 +1439,48 @@
       </w:r>
       <w:r>
         <w:rPr>
+          <w:rFonts w:ascii="Arial" w:hAnsi="Arial" w:cs="Arial"/>
+        </w:rPr>
+        <w:t>├</w:t>
+      </w:r>
+      <w:r>
+        <w:rPr>
+          <w:rFonts w:ascii="Aptos" w:hAnsi="Aptos" w:cs="Aptos"/>
+        </w:rPr>
+        <w:t>──</w:t>
+      </w:r>
+      <w:r>
+        <w:t xml:space="preserve"> interfaces/</w:t>
+      </w:r>
+      <w:r>
+        <w:br/>
+      </w:r>
+      <w:r>
+        <w:rPr>
+          <w:rFonts w:ascii="Aptos" w:hAnsi="Aptos" w:cs="Aptos"/>
+        </w:rPr>
+        <w:t>│</w:t>
+      </w:r>
+      <w:r>
+        <w:t xml:space="preserve">   </w:t>
+      </w:r>
+      <w:r>
+        <w:rPr>
+          <w:rFonts w:ascii="Aptos" w:hAnsi="Aptos" w:cs="Aptos"/>
+        </w:rPr>
+        <w:t>│</w:t>
+      </w:r>
+      <w:r>
+        <w:t xml:space="preserve">   </w:t>
+      </w:r>
+      <w:r>
+        <w:rPr>
           <w:rFonts w:ascii="Aptos" w:hAnsi="Aptos" w:cs="Aptos"/>
         </w:rPr>
         <w:t>└──</w:t>
       </w:r>
       <w:r>
-        <w:t xml:space="preserve"> models/</w:t>
+        <w:t xml:space="preserve"> database.py</w:t>
       </w:r>
       <w:r>
         <w:br/>
@@ -1485,6 +1514,27 @@
       </w:r>
       <w:r>
         <w:rPr>
+          <w:rFonts w:ascii="Aptos" w:hAnsi="Aptos" w:cs="Aptos"/>
+        </w:rPr>
+        <w:t>└──</w:t>
+      </w:r>
+      <w:r>
+        <w:t xml:space="preserve"> shared/</w:t>
+      </w:r>
+      <w:r>
+        <w:br/>
+      </w:r>
+      <w:r>
+        <w:rPr>
+          <w:rFonts w:ascii="Aptos" w:hAnsi="Aptos" w:cs="Aptos"/>
+        </w:rPr>
+        <w:t>│</w:t>
+      </w:r>
+      <w:r>
+        <w:t xml:space="preserve">       </w:t>
+      </w:r>
+      <w:r>
+        <w:rPr>
           <w:rFonts w:ascii="Arial" w:hAnsi="Arial" w:cs="Arial"/>
         </w:rPr>
         <w:t>├</w:t>
@@ -1496,7 +1546,7 @@
         <w:t>──</w:t>
       </w:r>
       <w:r>
-        <w:t xml:space="preserve"> data/</w:t>
+        <w:t xml:space="preserve"> util.py</w:t>
       </w:r>
       <w:r>
         <w:br/>
@@ -1508,7 +1558,19 @@
         <w:t>│</w:t>
       </w:r>
       <w:r>
-        <w:t xml:space="preserve">   </w:t>
+        <w:t xml:space="preserve">       </w:t>
+      </w:r>
+      <w:r>
+        <w:rPr>
+          <w:rFonts w:ascii="Aptos" w:hAnsi="Aptos" w:cs="Aptos"/>
+        </w:rPr>
+        <w:t>└──</w:t>
+      </w:r>
+      <w:r>
+        <w:t xml:space="preserve"> constants.py</w:t>
+      </w:r>
+      <w:r>
+        <w:br/>
       </w:r>
       <w:r>
         <w:rPr>
@@ -1517,7 +1579,7 @@
         <w:t>│</w:t>
       </w:r>
       <w:r>
-        <w:t xml:space="preserve">   </w:t>
+        <w:br/>
       </w:r>
       <w:r>
         <w:rPr>
@@ -1532,31 +1594,13 @@
         <w:t>──</w:t>
       </w:r>
       <w:r>
-        <w:t xml:space="preserve"> repositories/</w:t>
+        <w:t xml:space="preserve"> tests/</w:t>
       </w:r>
       <w:r>
         <w:br/>
       </w:r>
       <w:r>
         <w:rPr>
-          <w:rFonts w:ascii="Aptos" w:hAnsi="Aptos" w:cs="Aptos"/>
-        </w:rPr>
-        <w:t>│</w:t>
-      </w:r>
-      <w:r>
-        <w:t xml:space="preserve">   </w:t>
-      </w:r>
-      <w:r>
-        <w:rPr>
-          <w:rFonts w:ascii="Aptos" w:hAnsi="Aptos" w:cs="Aptos"/>
-        </w:rPr>
-        <w:t>│</w:t>
-      </w:r>
-      <w:r>
-        <w:t xml:space="preserve">   </w:t>
-      </w:r>
-      <w:r>
-        <w:rPr>
           <w:rFonts w:ascii="Arial" w:hAnsi="Arial" w:cs="Arial"/>
         </w:rPr>
         <w:t>├</w:t>
@@ -1568,181 +1612,13 @@
         <w:t>──</w:t>
       </w:r>
       <w:r>
-        <w:t xml:space="preserve"> interfaces/</w:t>
+        <w:rPr>
+          <w:rFonts w:ascii="Aptos" w:hAnsi="Aptos" w:cs="Aptos"/>
+        </w:rPr>
+        <w:t>main.py</w:t>
       </w:r>
       <w:r>
         <w:br/>
-      </w:r>
-      <w:r>
-        <w:rPr>
-          <w:rFonts w:ascii="Aptos" w:hAnsi="Aptos" w:cs="Aptos"/>
-        </w:rPr>
-        <w:t>│</w:t>
-      </w:r>
-      <w:r>
-        <w:t xml:space="preserve">   </w:t>
-      </w:r>
-      <w:r>
-        <w:rPr>
-          <w:rFonts w:ascii="Aptos" w:hAnsi="Aptos" w:cs="Aptos"/>
-        </w:rPr>
-        <w:t>│</w:t>
-      </w:r>
-      <w:r>
-        <w:t xml:space="preserve">   </w:t>
-      </w:r>
-      <w:r>
-        <w:rPr>
-          <w:rFonts w:ascii="Aptos" w:hAnsi="Aptos" w:cs="Aptos"/>
-        </w:rPr>
-        <w:t>└──</w:t>
-      </w:r>
-      <w:r>
-        <w:t xml:space="preserve"> database.py</w:t>
-      </w:r>
-      <w:r>
-        <w:br/>
-      </w:r>
-      <w:r>
-        <w:rPr>
-          <w:rFonts w:ascii="Aptos" w:hAnsi="Aptos" w:cs="Aptos"/>
-        </w:rPr>
-        <w:t>│</w:t>
-      </w:r>
-      <w:r>
-        <w:t xml:space="preserve">   </w:t>
-      </w:r>
-      <w:r>
-        <w:rPr>
-          <w:rFonts w:ascii="Aptos" w:hAnsi="Aptos" w:cs="Aptos"/>
-        </w:rPr>
-        <w:t>│</w:t>
-      </w:r>
-      <w:r>
-        <w:br/>
-      </w:r>
-      <w:r>
-        <w:rPr>
-          <w:rFonts w:ascii="Aptos" w:hAnsi="Aptos" w:cs="Aptos"/>
-        </w:rPr>
-        <w:t>│</w:t>
-      </w:r>
-      <w:r>
-        <w:t xml:space="preserve">   </w:t>
-      </w:r>
-      <w:r>
-        <w:rPr>
-          <w:rFonts w:ascii="Aptos" w:hAnsi="Aptos" w:cs="Aptos"/>
-        </w:rPr>
-        <w:t>└──</w:t>
-      </w:r>
-      <w:r>
-        <w:t xml:space="preserve"> shared/</w:t>
-      </w:r>
-      <w:r>
-        <w:br/>
-      </w:r>
-      <w:r>
-        <w:rPr>
-          <w:rFonts w:ascii="Aptos" w:hAnsi="Aptos" w:cs="Aptos"/>
-        </w:rPr>
-        <w:t>│</w:t>
-      </w:r>
-      <w:r>
-        <w:t xml:space="preserve">       </w:t>
-      </w:r>
-      <w:r>
-        <w:rPr>
-          <w:rFonts w:ascii="Arial" w:hAnsi="Arial" w:cs="Arial"/>
-        </w:rPr>
-        <w:t>├</w:t>
-      </w:r>
-      <w:r>
-        <w:rPr>
-          <w:rFonts w:ascii="Aptos" w:hAnsi="Aptos" w:cs="Aptos"/>
-        </w:rPr>
-        <w:t>──</w:t>
-      </w:r>
-      <w:r>
-        <w:t xml:space="preserve"> util.py</w:t>
-      </w:r>
-      <w:r>
-        <w:br/>
-      </w:r>
-      <w:r>
-        <w:rPr>
-          <w:rFonts w:ascii="Aptos" w:hAnsi="Aptos" w:cs="Aptos"/>
-        </w:rPr>
-        <w:t>│</w:t>
-      </w:r>
-      <w:r>
-        <w:t xml:space="preserve">       </w:t>
-      </w:r>
-      <w:r>
-        <w:rPr>
-          <w:rFonts w:ascii="Aptos" w:hAnsi="Aptos" w:cs="Aptos"/>
-        </w:rPr>
-        <w:t>└──</w:t>
-      </w:r>
-      <w:r>
-        <w:t xml:space="preserve"> constants.py</w:t>
-      </w:r>
-      <w:r>
-        <w:br/>
-      </w:r>
-      <w:r>
-        <w:rPr>
-          <w:rFonts w:ascii="Aptos" w:hAnsi="Aptos" w:cs="Aptos"/>
-        </w:rPr>
-        <w:t>│</w:t>
-      </w:r>
-      <w:r>
-        <w:br/>
-      </w:r>
-      <w:r>
-        <w:rPr>
-          <w:rFonts w:ascii="Arial" w:hAnsi="Arial" w:cs="Arial"/>
-        </w:rPr>
-        <w:t>├</w:t>
-      </w:r>
-      <w:r>
-        <w:rPr>
-          <w:rFonts w:ascii="Aptos" w:hAnsi="Aptos" w:cs="Aptos"/>
-        </w:rPr>
-        <w:t>──</w:t>
-      </w:r>
-      <w:r>
-        <w:t xml:space="preserve"> tests/</w:t>
-      </w:r>
-      <w:r>
-        <w:br/>
-      </w:r>
-      <w:r>
-        <w:rPr>
-          <w:rFonts w:ascii="Arial" w:hAnsi="Arial" w:cs="Arial"/>
-        </w:rPr>
-        <w:t>├</w:t>
-      </w:r>
-      <w:r>
-        <w:rPr>
-          <w:rFonts w:ascii="Aptos" w:hAnsi="Aptos" w:cs="Aptos"/>
-        </w:rPr>
-        <w:t>──</w:t>
-      </w:r>
-      <w:r>
-        <w:t xml:space="preserve"> requirements.txt</w:t>
-      </w:r>
-      <w:r>
-        <w:br/>
-      </w:r>
-      <w:r>
-        <w:rPr>
-          <w:rFonts w:ascii="Aptos" w:hAnsi="Aptos" w:cs="Aptos"/>
-        </w:rPr>
-        <w:t>└──</w:t>
-      </w:r>
-      <w:r>
-        <w:t xml:space="preserve"> README.md</w:t>
       </w:r>
     </w:p>
     <w:p/>
@@ -4188,6 +4064,7 @@
   <w:style w:type="character" w:default="1" w:styleId="DefaultParagraphFont">
     <w:name w:val="Default Paragraph Font"/>
     <w:uiPriority w:val="1"/>
+    <w:semiHidden/>
     <w:unhideWhenUsed/>
   </w:style>
   <w:style w:type="table" w:default="1" w:styleId="TableNormal">

--- a/money_manager/docs/Documentation.docx
+++ b/money_manager/docs/Documentation.docx
@@ -41,9 +41,11 @@
       <w:r>
         <w:t xml:space="preserve"> </w:t>
       </w:r>
+      <w:proofErr w:type="spellStart"/>
       <w:r>
         <w:t>TeamStudents</w:t>
       </w:r>
+      <w:proofErr w:type="spellEnd"/>
       <w:r>
         <w:br/>
       </w:r>
@@ -304,6 +306,7 @@
       <w:r>
         <w:t xml:space="preserve">Implemented using </w:t>
       </w:r>
+      <w:proofErr w:type="spellStart"/>
       <w:r>
         <w:rPr>
           <w:b/>
@@ -311,6 +314,7 @@
         </w:rPr>
         <w:t>Tkinter</w:t>
       </w:r>
+      <w:proofErr w:type="spellEnd"/>
       <w:r>
         <w:t xml:space="preserve">. </w:t>
       </w:r>
@@ -572,8 +576,13 @@
         </w:numPr>
         <w:spacing w:after="120"/>
       </w:pPr>
-      <w:r>
-        <w:t xml:space="preserve">TransactionService → applies business rules. </w:t>
+      <w:proofErr w:type="spellStart"/>
+      <w:r>
+        <w:t>TransactionService</w:t>
+      </w:r>
+      <w:proofErr w:type="spellEnd"/>
+      <w:r>
+        <w:t xml:space="preserve"> → applies business rules. </w:t>
       </w:r>
     </w:p>
     <w:p>
@@ -584,8 +593,13 @@
         </w:numPr>
         <w:spacing w:after="120"/>
       </w:pPr>
-      <w:r>
-        <w:t xml:space="preserve">TransactionRepo → handles database operations only. </w:t>
+      <w:proofErr w:type="spellStart"/>
+      <w:r>
+        <w:t>TransactionRepo</w:t>
+      </w:r>
+      <w:proofErr w:type="spellEnd"/>
+      <w:r>
+        <w:t xml:space="preserve"> → handles database operations only. </w:t>
       </w:r>
     </w:p>
     <w:p>
@@ -625,7 +639,23 @@
           <w:b/>
           <w:bCs/>
         </w:rPr>
-        <w:t>L — Liskov Substitution</w:t>
+        <w:t xml:space="preserve">L — </w:t>
+      </w:r>
+      <w:proofErr w:type="spellStart"/>
+      <w:r>
+        <w:rPr>
+          <w:b/>
+          <w:bCs/>
+        </w:rPr>
+        <w:t>Liskov</w:t>
+      </w:r>
+      <w:proofErr w:type="spellEnd"/>
+      <w:r>
+        <w:rPr>
+          <w:b/>
+          <w:bCs/>
+        </w:rPr>
+        <w:t xml:space="preserve"> Substitution</w:t>
       </w:r>
     </w:p>
     <w:p>
@@ -668,8 +698,13 @@
         </w:numPr>
         <w:spacing w:after="120"/>
       </w:pPr>
-      <w:r>
-        <w:t xml:space="preserve">ITransactionRepo </w:t>
+      <w:proofErr w:type="spellStart"/>
+      <w:r>
+        <w:t>ITransactionRepo</w:t>
+      </w:r>
+      <w:proofErr w:type="spellEnd"/>
+      <w:r>
+        <w:t xml:space="preserve"> </w:t>
       </w:r>
     </w:p>
     <w:p>
@@ -680,8 +715,13 @@
         </w:numPr>
         <w:spacing w:after="120"/>
       </w:pPr>
-      <w:r>
-        <w:t xml:space="preserve">IBudgetRepo </w:t>
+      <w:proofErr w:type="spellStart"/>
+      <w:r>
+        <w:t>IBudgetRepo</w:t>
+      </w:r>
+      <w:proofErr w:type="spellEnd"/>
+      <w:r>
+        <w:t xml:space="preserve"> </w:t>
       </w:r>
     </w:p>
     <w:p>
@@ -692,8 +732,13 @@
         </w:numPr>
         <w:spacing w:after="120"/>
       </w:pPr>
-      <w:r>
-        <w:t xml:space="preserve">INotesRepo </w:t>
+      <w:proofErr w:type="spellStart"/>
+      <w:r>
+        <w:t>INotesRepo</w:t>
+      </w:r>
+      <w:proofErr w:type="spellEnd"/>
+      <w:r>
+        <w:t xml:space="preserve"> </w:t>
       </w:r>
     </w:p>
     <w:p>
@@ -719,11 +764,6 @@
       <w:r>
         <w:t>The UI layer depends on abstractions, not concrete repositories.</w:t>
       </w:r>
-    </w:p>
-    <w:p>
-      <w:pPr>
-        <w:spacing w:after="120"/>
-      </w:pPr>
     </w:p>
     <w:p>
       <w:pPr>
@@ -974,7 +1014,15 @@
         <w:spacing w:after="120"/>
       </w:pPr>
       <w:r>
-        <w:t xml:space="preserve">Android version using Kivy or Flutter + API. </w:t>
+        <w:t xml:space="preserve">Android version using </w:t>
+      </w:r>
+      <w:proofErr w:type="spellStart"/>
+      <w:r>
+        <w:t>Kivy</w:t>
+      </w:r>
+      <w:proofErr w:type="spellEnd"/>
+      <w:r>
+        <w:t xml:space="preserve"> or Flutter + API. </w:t>
       </w:r>
     </w:p>
     <w:p>
@@ -986,7 +1034,15 @@
         <w:spacing w:after="120"/>
       </w:pPr>
       <w:r>
-        <w:t xml:space="preserve">Web dashboard using FastAPI + React. </w:t>
+        <w:t xml:space="preserve">Web dashboard using </w:t>
+      </w:r>
+      <w:proofErr w:type="spellStart"/>
+      <w:r>
+        <w:t>FastAPI</w:t>
+      </w:r>
+      <w:proofErr w:type="spellEnd"/>
+      <w:r>
+        <w:t xml:space="preserve"> + React. </w:t>
       </w:r>
     </w:p>
     <w:p>
@@ -998,7 +1054,15 @@
         <w:spacing w:after="120"/>
       </w:pPr>
       <w:r>
-        <w:t xml:space="preserve">Cloud backup (Firebase or Supabase). </w:t>
+        <w:t xml:space="preserve">Cloud backup (Firebase or </w:t>
+      </w:r>
+      <w:proofErr w:type="spellStart"/>
+      <w:r>
+        <w:t>Supabase</w:t>
+      </w:r>
+      <w:proofErr w:type="spellEnd"/>
+      <w:r>
+        <w:t xml:space="preserve">). </w:t>
       </w:r>
     </w:p>
     <w:p>
@@ -1025,602 +1089,6 @@
       </w:r>
     </w:p>
     <w:p/>
-    <w:p/>
-    <w:p/>
-    <w:p>
-      <w:pPr>
-        <w:spacing w:after="120"/>
-        <w:rPr>
-          <w:b/>
-          <w:bCs/>
-          <w:sz w:val="32"/>
-          <w:szCs w:val="32"/>
-        </w:rPr>
-      </w:pPr>
-      <w:r>
-        <w:rPr>
-          <w:b/>
-          <w:bCs/>
-          <w:sz w:val="32"/>
-          <w:szCs w:val="32"/>
-        </w:rPr>
-        <w:lastRenderedPageBreak/>
-        <w:t>Folder Structure</w:t>
-      </w:r>
-    </w:p>
-    <w:p>
-      <w:pPr>
-        <w:spacing w:after="120"/>
-      </w:pPr>
-      <w:r>
-        <w:t>money_manager/</w:t>
-      </w:r>
-      <w:r>
-        <w:br/>
-        <w:t>│</w:t>
-      </w:r>
-      <w:r>
-        <w:br/>
-      </w:r>
-      <w:r>
-        <w:rPr>
-          <w:rFonts w:ascii="Arial" w:hAnsi="Arial" w:cs="Arial"/>
-        </w:rPr>
-        <w:t>├</w:t>
-      </w:r>
-      <w:r>
-        <w:rPr>
-          <w:rFonts w:ascii="Aptos" w:hAnsi="Aptos" w:cs="Aptos"/>
-        </w:rPr>
-        <w:t>──</w:t>
-      </w:r>
-      <w:r>
-        <w:t xml:space="preserve"> docs/</w:t>
-      </w:r>
-      <w:r>
-        <w:br/>
-      </w:r>
-      <w:r>
-        <w:rPr>
-          <w:rFonts w:ascii="Aptos" w:hAnsi="Aptos" w:cs="Aptos"/>
-        </w:rPr>
-        <w:t>│</w:t>
-      </w:r>
-      <w:r>
-        <w:t xml:space="preserve">   </w:t>
-      </w:r>
-      <w:r>
-        <w:rPr>
-          <w:rFonts w:ascii="Aptos" w:hAnsi="Aptos" w:cs="Aptos"/>
-        </w:rPr>
-        <w:t>└──</w:t>
-      </w:r>
-      <w:r>
-        <w:t xml:space="preserve"> project_document.md</w:t>
-      </w:r>
-      <w:r>
-        <w:br/>
-      </w:r>
-      <w:r>
-        <w:rPr>
-          <w:rFonts w:ascii="Aptos" w:hAnsi="Aptos" w:cs="Aptos"/>
-        </w:rPr>
-        <w:t>│</w:t>
-      </w:r>
-      <w:r>
-        <w:br/>
-      </w:r>
-      <w:r>
-        <w:rPr>
-          <w:rFonts w:ascii="Arial" w:hAnsi="Arial" w:cs="Arial"/>
-        </w:rPr>
-        <w:t>├</w:t>
-      </w:r>
-      <w:r>
-        <w:rPr>
-          <w:rFonts w:ascii="Aptos" w:hAnsi="Aptos" w:cs="Aptos"/>
-        </w:rPr>
-        <w:t>──</w:t>
-      </w:r>
-      <w:r>
-        <w:t xml:space="preserve"> src/</w:t>
-      </w:r>
-      <w:r>
-        <w:br/>
-      </w:r>
-      <w:r>
-        <w:rPr>
-          <w:rFonts w:ascii="Aptos" w:hAnsi="Aptos" w:cs="Aptos"/>
-        </w:rPr>
-        <w:t>│</w:t>
-      </w:r>
-      <w:r>
-        <w:t xml:space="preserve">   </w:t>
-      </w:r>
-      <w:r>
-        <w:rPr>
-          <w:rFonts w:ascii="Arial" w:hAnsi="Arial" w:cs="Arial"/>
-        </w:rPr>
-        <w:t>├</w:t>
-      </w:r>
-      <w:r>
-        <w:rPr>
-          <w:rFonts w:ascii="Aptos" w:hAnsi="Aptos" w:cs="Aptos"/>
-        </w:rPr>
-        <w:t>──</w:t>
-      </w:r>
-      <w:r>
-        <w:t xml:space="preserve"> presentation/</w:t>
-      </w:r>
-      <w:r>
-        <w:br/>
-      </w:r>
-      <w:r>
-        <w:rPr>
-          <w:rFonts w:ascii="Aptos" w:hAnsi="Aptos" w:cs="Aptos"/>
-        </w:rPr>
-        <w:t>│</w:t>
-      </w:r>
-      <w:r>
-        <w:t xml:space="preserve">   </w:t>
-      </w:r>
-      <w:r>
-        <w:rPr>
-          <w:rFonts w:ascii="Aptos" w:hAnsi="Aptos" w:cs="Aptos"/>
-        </w:rPr>
-        <w:t>│</w:t>
-      </w:r>
-      <w:r>
-        <w:t xml:space="preserve">   </w:t>
-      </w:r>
-      <w:r>
-        <w:rPr>
-          <w:rFonts w:ascii="Arial" w:hAnsi="Arial" w:cs="Arial"/>
-        </w:rPr>
-        <w:t>├</w:t>
-      </w:r>
-      <w:r>
-        <w:rPr>
-          <w:rFonts w:ascii="Aptos" w:hAnsi="Aptos" w:cs="Aptos"/>
-        </w:rPr>
-        <w:t>──</w:t>
-      </w:r>
-      <w:r>
-        <w:t xml:space="preserve"> views/</w:t>
-      </w:r>
-      <w:r>
-        <w:br/>
-      </w:r>
-      <w:r>
-        <w:rPr>
-          <w:rFonts w:ascii="Aptos" w:hAnsi="Aptos" w:cs="Aptos"/>
-        </w:rPr>
-        <w:t>│</w:t>
-      </w:r>
-      <w:r>
-        <w:t xml:space="preserve">   </w:t>
-      </w:r>
-      <w:r>
-        <w:rPr>
-          <w:rFonts w:ascii="Aptos" w:hAnsi="Aptos" w:cs="Aptos"/>
-        </w:rPr>
-        <w:t>│</w:t>
-      </w:r>
-      <w:r>
-        <w:t xml:space="preserve">   </w:t>
-      </w:r>
-      <w:r>
-        <w:rPr>
-          <w:rFonts w:ascii="Arial" w:hAnsi="Arial" w:cs="Arial"/>
-        </w:rPr>
-        <w:t>├</w:t>
-      </w:r>
-      <w:r>
-        <w:rPr>
-          <w:rFonts w:ascii="Aptos" w:hAnsi="Aptos" w:cs="Aptos"/>
-        </w:rPr>
-        <w:t>──</w:t>
-      </w:r>
-      <w:r>
-        <w:t xml:space="preserve"> controllers/</w:t>
-      </w:r>
-      <w:r>
-        <w:br/>
-      </w:r>
-      <w:r>
-        <w:rPr>
-          <w:rFonts w:ascii="Aptos" w:hAnsi="Aptos" w:cs="Aptos"/>
-        </w:rPr>
-        <w:t>│</w:t>
-      </w:r>
-      <w:r>
-        <w:t xml:space="preserve">   </w:t>
-      </w:r>
-      <w:r>
-        <w:rPr>
-          <w:rFonts w:ascii="Aptos" w:hAnsi="Aptos" w:cs="Aptos"/>
-        </w:rPr>
-        <w:t>│</w:t>
-      </w:r>
-      <w:r>
-        <w:br/>
-      </w:r>
-      <w:r>
-        <w:rPr>
-          <w:rFonts w:ascii="Aptos" w:hAnsi="Aptos" w:cs="Aptos"/>
-        </w:rPr>
-        <w:t>│</w:t>
-      </w:r>
-      <w:r>
-        <w:t xml:space="preserve">   </w:t>
-      </w:r>
-      <w:r>
-        <w:rPr>
-          <w:rFonts w:ascii="Arial" w:hAnsi="Arial" w:cs="Arial"/>
-        </w:rPr>
-        <w:t>├</w:t>
-      </w:r>
-      <w:r>
-        <w:rPr>
-          <w:rFonts w:ascii="Aptos" w:hAnsi="Aptos" w:cs="Aptos"/>
-        </w:rPr>
-        <w:t>──</w:t>
-      </w:r>
-      <w:r>
-        <w:t xml:space="preserve"> business/</w:t>
-      </w:r>
-      <w:r>
-        <w:br/>
-      </w:r>
-      <w:r>
-        <w:rPr>
-          <w:rFonts w:ascii="Aptos" w:hAnsi="Aptos" w:cs="Aptos"/>
-        </w:rPr>
-        <w:t>│</w:t>
-      </w:r>
-      <w:r>
-        <w:t xml:space="preserve">   </w:t>
-      </w:r>
-      <w:r>
-        <w:rPr>
-          <w:rFonts w:ascii="Aptos" w:hAnsi="Aptos" w:cs="Aptos"/>
-        </w:rPr>
-        <w:t>│</w:t>
-      </w:r>
-      <w:r>
-        <w:t xml:space="preserve">   </w:t>
-      </w:r>
-      <w:r>
-        <w:rPr>
-          <w:rFonts w:ascii="Arial" w:hAnsi="Arial" w:cs="Arial"/>
-        </w:rPr>
-        <w:t>├</w:t>
-      </w:r>
-      <w:r>
-        <w:rPr>
-          <w:rFonts w:ascii="Aptos" w:hAnsi="Aptos" w:cs="Aptos"/>
-        </w:rPr>
-        <w:t>──</w:t>
-      </w:r>
-      <w:r>
-        <w:t xml:space="preserve"> services/</w:t>
-      </w:r>
-      <w:r>
-        <w:br/>
-      </w:r>
-      <w:r>
-        <w:rPr>
-          <w:rFonts w:ascii="Aptos" w:hAnsi="Aptos" w:cs="Aptos"/>
-        </w:rPr>
-        <w:t>│</w:t>
-      </w:r>
-      <w:r>
-        <w:t xml:space="preserve">   </w:t>
-      </w:r>
-      <w:r>
-        <w:rPr>
-          <w:rFonts w:ascii="Aptos" w:hAnsi="Aptos" w:cs="Aptos"/>
-        </w:rPr>
-        <w:t>│</w:t>
-      </w:r>
-      <w:r>
-        <w:t xml:space="preserve">   </w:t>
-      </w:r>
-      <w:r>
-        <w:rPr>
-          <w:rFonts w:ascii="Aptos" w:hAnsi="Aptos" w:cs="Aptos"/>
-        </w:rPr>
-        <w:t>└──</w:t>
-      </w:r>
-      <w:r>
-        <w:t xml:space="preserve"> models/</w:t>
-      </w:r>
-      <w:r>
-        <w:br/>
-      </w:r>
-      <w:r>
-        <w:rPr>
-          <w:rFonts w:ascii="Aptos" w:hAnsi="Aptos" w:cs="Aptos"/>
-        </w:rPr>
-        <w:t>│</w:t>
-      </w:r>
-      <w:r>
-        <w:t xml:space="preserve">   </w:t>
-      </w:r>
-      <w:r>
-        <w:rPr>
-          <w:rFonts w:ascii="Aptos" w:hAnsi="Aptos" w:cs="Aptos"/>
-        </w:rPr>
-        <w:t>│</w:t>
-      </w:r>
-      <w:r>
-        <w:br/>
-      </w:r>
-      <w:r>
-        <w:rPr>
-          <w:rFonts w:ascii="Aptos" w:hAnsi="Aptos" w:cs="Aptos"/>
-        </w:rPr>
-        <w:t>│</w:t>
-      </w:r>
-      <w:r>
-        <w:t xml:space="preserve">   </w:t>
-      </w:r>
-      <w:r>
-        <w:rPr>
-          <w:rFonts w:ascii="Arial" w:hAnsi="Arial" w:cs="Arial"/>
-        </w:rPr>
-        <w:t>├</w:t>
-      </w:r>
-      <w:r>
-        <w:rPr>
-          <w:rFonts w:ascii="Aptos" w:hAnsi="Aptos" w:cs="Aptos"/>
-        </w:rPr>
-        <w:t>──</w:t>
-      </w:r>
-      <w:r>
-        <w:t xml:space="preserve"> data/</w:t>
-      </w:r>
-      <w:r>
-        <w:br/>
-      </w:r>
-      <w:r>
-        <w:rPr>
-          <w:rFonts w:ascii="Aptos" w:hAnsi="Aptos" w:cs="Aptos"/>
-        </w:rPr>
-        <w:t>│</w:t>
-      </w:r>
-      <w:r>
-        <w:t xml:space="preserve">   </w:t>
-      </w:r>
-      <w:r>
-        <w:rPr>
-          <w:rFonts w:ascii="Aptos" w:hAnsi="Aptos" w:cs="Aptos"/>
-        </w:rPr>
-        <w:t>│</w:t>
-      </w:r>
-      <w:r>
-        <w:t xml:space="preserve">   </w:t>
-      </w:r>
-      <w:r>
-        <w:rPr>
-          <w:rFonts w:ascii="Arial" w:hAnsi="Arial" w:cs="Arial"/>
-        </w:rPr>
-        <w:t>├</w:t>
-      </w:r>
-      <w:r>
-        <w:rPr>
-          <w:rFonts w:ascii="Aptos" w:hAnsi="Aptos" w:cs="Aptos"/>
-        </w:rPr>
-        <w:t>──</w:t>
-      </w:r>
-      <w:r>
-        <w:t xml:space="preserve"> repositories/</w:t>
-      </w:r>
-      <w:r>
-        <w:br/>
-      </w:r>
-      <w:r>
-        <w:rPr>
-          <w:rFonts w:ascii="Aptos" w:hAnsi="Aptos" w:cs="Aptos"/>
-        </w:rPr>
-        <w:t>│</w:t>
-      </w:r>
-      <w:r>
-        <w:t xml:space="preserve">   </w:t>
-      </w:r>
-      <w:r>
-        <w:rPr>
-          <w:rFonts w:ascii="Aptos" w:hAnsi="Aptos" w:cs="Aptos"/>
-        </w:rPr>
-        <w:t>│</w:t>
-      </w:r>
-      <w:r>
-        <w:t xml:space="preserve">   </w:t>
-      </w:r>
-      <w:r>
-        <w:rPr>
-          <w:rFonts w:ascii="Arial" w:hAnsi="Arial" w:cs="Arial"/>
-        </w:rPr>
-        <w:t>├</w:t>
-      </w:r>
-      <w:r>
-        <w:rPr>
-          <w:rFonts w:ascii="Aptos" w:hAnsi="Aptos" w:cs="Aptos"/>
-        </w:rPr>
-        <w:t>──</w:t>
-      </w:r>
-      <w:r>
-        <w:t xml:space="preserve"> interfaces/</w:t>
-      </w:r>
-      <w:r>
-        <w:br/>
-      </w:r>
-      <w:r>
-        <w:rPr>
-          <w:rFonts w:ascii="Aptos" w:hAnsi="Aptos" w:cs="Aptos"/>
-        </w:rPr>
-        <w:t>│</w:t>
-      </w:r>
-      <w:r>
-        <w:t xml:space="preserve">   </w:t>
-      </w:r>
-      <w:r>
-        <w:rPr>
-          <w:rFonts w:ascii="Aptos" w:hAnsi="Aptos" w:cs="Aptos"/>
-        </w:rPr>
-        <w:t>│</w:t>
-      </w:r>
-      <w:r>
-        <w:t xml:space="preserve">   </w:t>
-      </w:r>
-      <w:r>
-        <w:rPr>
-          <w:rFonts w:ascii="Aptos" w:hAnsi="Aptos" w:cs="Aptos"/>
-        </w:rPr>
-        <w:t>└──</w:t>
-      </w:r>
-      <w:r>
-        <w:t xml:space="preserve"> database.py</w:t>
-      </w:r>
-      <w:r>
-        <w:br/>
-      </w:r>
-      <w:r>
-        <w:rPr>
-          <w:rFonts w:ascii="Aptos" w:hAnsi="Aptos" w:cs="Aptos"/>
-        </w:rPr>
-        <w:t>│</w:t>
-      </w:r>
-      <w:r>
-        <w:t xml:space="preserve">   </w:t>
-      </w:r>
-      <w:r>
-        <w:rPr>
-          <w:rFonts w:ascii="Aptos" w:hAnsi="Aptos" w:cs="Aptos"/>
-        </w:rPr>
-        <w:t>│</w:t>
-      </w:r>
-      <w:r>
-        <w:br/>
-      </w:r>
-      <w:r>
-        <w:rPr>
-          <w:rFonts w:ascii="Aptos" w:hAnsi="Aptos" w:cs="Aptos"/>
-        </w:rPr>
-        <w:t>│</w:t>
-      </w:r>
-      <w:r>
-        <w:t xml:space="preserve">   </w:t>
-      </w:r>
-      <w:r>
-        <w:rPr>
-          <w:rFonts w:ascii="Aptos" w:hAnsi="Aptos" w:cs="Aptos"/>
-        </w:rPr>
-        <w:t>└──</w:t>
-      </w:r>
-      <w:r>
-        <w:t xml:space="preserve"> shared/</w:t>
-      </w:r>
-      <w:r>
-        <w:br/>
-      </w:r>
-      <w:r>
-        <w:rPr>
-          <w:rFonts w:ascii="Aptos" w:hAnsi="Aptos" w:cs="Aptos"/>
-        </w:rPr>
-        <w:t>│</w:t>
-      </w:r>
-      <w:r>
-        <w:t xml:space="preserve">       </w:t>
-      </w:r>
-      <w:r>
-        <w:rPr>
-          <w:rFonts w:ascii="Arial" w:hAnsi="Arial" w:cs="Arial"/>
-        </w:rPr>
-        <w:t>├</w:t>
-      </w:r>
-      <w:r>
-        <w:rPr>
-          <w:rFonts w:ascii="Aptos" w:hAnsi="Aptos" w:cs="Aptos"/>
-        </w:rPr>
-        <w:t>──</w:t>
-      </w:r>
-      <w:r>
-        <w:t xml:space="preserve"> util.py</w:t>
-      </w:r>
-      <w:r>
-        <w:br/>
-      </w:r>
-      <w:r>
-        <w:rPr>
-          <w:rFonts w:ascii="Aptos" w:hAnsi="Aptos" w:cs="Aptos"/>
-        </w:rPr>
-        <w:t>│</w:t>
-      </w:r>
-      <w:r>
-        <w:t xml:space="preserve">       </w:t>
-      </w:r>
-      <w:r>
-        <w:rPr>
-          <w:rFonts w:ascii="Aptos" w:hAnsi="Aptos" w:cs="Aptos"/>
-        </w:rPr>
-        <w:t>└──</w:t>
-      </w:r>
-      <w:r>
-        <w:t xml:space="preserve"> constants.py</w:t>
-      </w:r>
-      <w:r>
-        <w:br/>
-      </w:r>
-      <w:r>
-        <w:rPr>
-          <w:rFonts w:ascii="Aptos" w:hAnsi="Aptos" w:cs="Aptos"/>
-        </w:rPr>
-        <w:t>│</w:t>
-      </w:r>
-      <w:r>
-        <w:br/>
-      </w:r>
-      <w:r>
-        <w:rPr>
-          <w:rFonts w:ascii="Arial" w:hAnsi="Arial" w:cs="Arial"/>
-        </w:rPr>
-        <w:t>├</w:t>
-      </w:r>
-      <w:r>
-        <w:rPr>
-          <w:rFonts w:ascii="Aptos" w:hAnsi="Aptos" w:cs="Aptos"/>
-        </w:rPr>
-        <w:t>──</w:t>
-      </w:r>
-      <w:r>
-        <w:t xml:space="preserve"> tests/</w:t>
-      </w:r>
-      <w:r>
-        <w:br/>
-      </w:r>
-      <w:r>
-        <w:rPr>
-          <w:rFonts w:ascii="Arial" w:hAnsi="Arial" w:cs="Arial"/>
-        </w:rPr>
-        <w:t>├</w:t>
-      </w:r>
-      <w:r>
-        <w:rPr>
-          <w:rFonts w:ascii="Aptos" w:hAnsi="Aptos" w:cs="Aptos"/>
-        </w:rPr>
-        <w:t>──</w:t>
-      </w:r>
-      <w:r>
-        <w:rPr>
-          <w:rFonts w:ascii="Aptos" w:hAnsi="Aptos" w:cs="Aptos"/>
-        </w:rPr>
-        <w:t>main.py</w:t>
-      </w:r>
-      <w:r>
-        <w:br/>
-      </w:r>
-    </w:p>
     <w:p/>
     <w:sectPr>
       <w:pgSz w:w="12240" w:h="15840"/>
